--- a/Writeup.docx
+++ b/Writeup.docx
@@ -4,9 +4,66 @@
   <w:body>
     <w:p>
       <w:r>
-        <w:t>Here is a professional, publication-ready interpretation of your distribution results, including formatted tables and a statistical analysis breakdown for your report.</w:t>
+        <w:t xml:space="preserve"> </w:t>
+      </w:r>
+      <w:r>
+        <w:rPr>
+          <w:b/>
+          <w:bCs/>
+        </w:rPr>
+        <w:t>Decade Matters:</w:t>
+      </w:r>
+      <w:r>
+        <w:t xml:space="preserve"> Statistical testing (ANOVA) confirms that the era/decade has a highly significant impact (p &lt; 0.001) on both forest uniformity and tree size distributions, completely independent of age or region.</w:t>
       </w:r>
     </w:p>
+    <w:p>
+      <w:r>
+        <w:t xml:space="preserve"> </w:t>
+      </w:r>
+      <w:r>
+        <w:rPr>
+          <w:b/>
+          <w:bCs/>
+        </w:rPr>
+        <w:t>Modern Forests are Highly Uniform:</w:t>
+      </w:r>
+      <w:r>
+        <w:t xml:space="preserve"> Stand uniformity (</w:t>
+      </w:r>
+      <w:proofErr w:type="spellStart"/>
+      <w:r>
+        <w:t>Mean_DBH_Uniformity</w:t>
+      </w:r>
+      <w:proofErr w:type="spellEnd"/>
+      <w:r>
+        <w:t>) hit a historic low in the 1980s (4.92) but has risen sharply into the 2020s (6.34). This proves modern genetics and thinning have created highly standardized tree crops.</w:t>
+      </w:r>
+    </w:p>
+    <w:p>
+      <w:r>
+        <w:t xml:space="preserve"> </w:t>
+      </w:r>
+      <w:r>
+        <w:rPr>
+          <w:b/>
+          <w:bCs/>
+        </w:rPr>
+        <w:t>Trees are Catching Up to Leaders:</w:t>
+      </w:r>
+      <w:r>
+        <w:t xml:space="preserve"> The relative size parameter (</w:t>
+      </w:r>
+      <w:proofErr w:type="spellStart"/>
+      <w:r>
+        <w:t>Mean_Relative_Size</w:t>
+      </w:r>
+      <w:proofErr w:type="spellEnd"/>
+      <w:r>
+        <w:t>) climbed from 0.437 (1950s) to 0.598 (2000s), proving that modern management successfully pushes the bulk of the tree population closer to the maximum merchantable size.</w:t>
+      </w:r>
+    </w:p>
+    <w:p/>
     <w:p>
       <w:pPr>
         <w:rPr>
@@ -1198,6 +1255,7 @@
                 <w:b/>
                 <w:bCs/>
               </w:rPr>
+              <w:lastRenderedPageBreak/>
               <w:t>Gisborne</w:t>
             </w:r>
           </w:p>
@@ -1649,18 +1707,12 @@
         <w:t>Table Caption &amp; Note:</w:t>
       </w:r>
       <w:r>
-        <w:t xml:space="preserve"> Recommended distribution for modelling diameter and height, by region and age class. Each entry is the distribution selected most often by AIC across </w:t>
-      </w:r>
-      <w:r>
-        <w:lastRenderedPageBreak/>
-        <w:t>the strata in that cell. Weibull is adequate throughout. Gamma is the main alternative at mid-rotation ages and for Canterbury and Taupo height. Lognormal is preferred only for Gisborne diameter. Blank cells hold too few strata to recommend a distribution. Marlborough and SN Island are not shown and default to Weibull.</w:t>
+        <w:t xml:space="preserve"> Recommended distribution for modelling diameter and height, by region and age class. Each entry is the distribution selected most often by AIC across the strata in that cell. Weibull is adequate throughout. Gamma is the main alternative at mid-rotation ages and for Canterbury and Taupo height. Lognormal is preferred only for Gisborne diameter. Blank cells hold too few strata to recommend a distribution. Marlborough and SN Island are not shown and default to Weibull.</w:t>
       </w:r>
     </w:p>
     <w:p>
       <w:r>
-        <w:pict w14:anchorId="4FB1D448">
-          <v:rect id="_x0000_i1031" style="width:0;height:1.5pt" o:hralign="center" o:hrstd="t" o:hrnoshade="t" o:hr="t" fillcolor="gray" stroked="f"/>
-        </w:pict>
+        <w:br/>
       </w:r>
     </w:p>
     <w:p>
@@ -1786,6 +1838,7 @@
           <w:b/>
           <w:bCs/>
         </w:rPr>
+        <w:lastRenderedPageBreak/>
         <w:t>3. Regional Anomaly: Gisborne</w:t>
       </w:r>
     </w:p>
@@ -1812,6 +1865,232 @@
         <w:t xml:space="preserve"> distribution for tree diameters in its early growth stages (0–20 years). Gisborne structural regimes often feature exceptional early growth acceleration due to fertile, deep soils, mixed with variable terrain influences. This creates a distinct, long right-hand tail of "super-dominant" stems in young stands. A lognormal curve accurately isolates this early population stretch.</w:t>
       </w:r>
     </w:p>
+    <w:p>
+      <w:r>
+        <w:br w:type="page"/>
+      </w:r>
+    </w:p>
+    <w:p>
+      <w:pPr>
+        <w:rPr>
+          <w:b/>
+          <w:bCs/>
+        </w:rPr>
+      </w:pPr>
+      <w:r>
+        <w:rPr>
+          <w:b/>
+          <w:bCs/>
+        </w:rPr>
+        <w:lastRenderedPageBreak/>
+        <w:t>Key Findings</w:t>
+      </w:r>
+    </w:p>
+    <w:p>
+      <w:pPr>
+        <w:numPr>
+          <w:ilvl w:val="0"/>
+          <w:numId w:val="2"/>
+        </w:numPr>
+      </w:pPr>
+      <w:r>
+        <w:rPr>
+          <w:b/>
+          <w:bCs/>
+        </w:rPr>
+        <w:t>Decade is Highly Significant (p &lt; 0.001):</w:t>
+      </w:r>
+      <w:r>
+        <w:t xml:space="preserve"> Management eras significantly impact both tree crop uniformity (Shape) and relative size-structure (Scale), independent of regional variations or standard aging.</w:t>
+      </w:r>
+    </w:p>
+    <w:p>
+      <w:pPr>
+        <w:numPr>
+          <w:ilvl w:val="0"/>
+          <w:numId w:val="2"/>
+        </w:numPr>
+      </w:pPr>
+      <w:r>
+        <w:rPr>
+          <w:b/>
+          <w:bCs/>
+        </w:rPr>
+        <w:t>Age is the Strongest Predictor (F = 404.5 for Scale):</w:t>
+      </w:r>
+      <w:r>
+        <w:t xml:space="preserve"> As expected biologically, tree maturity dominates the structural shifts, pulling the average population distribution tighter and closer to the cohort maximum over time.</w:t>
+      </w:r>
+    </w:p>
+    <w:p>
+      <w:pPr>
+        <w:numPr>
+          <w:ilvl w:val="0"/>
+          <w:numId w:val="2"/>
+        </w:numPr>
+      </w:pPr>
+      <w:r>
+        <w:rPr>
+          <w:b/>
+          <w:bCs/>
+        </w:rPr>
+        <w:t>Region Matters:</w:t>
+      </w:r>
+      <w:r>
+        <w:t xml:space="preserve"> Significant differences across geographies justify your stratification strategy.</w:t>
+      </w:r>
+    </w:p>
+    <w:p/>
+    <w:p>
+      <w:pPr>
+        <w:rPr>
+          <w:b/>
+          <w:bCs/>
+        </w:rPr>
+      </w:pPr>
+      <w:r>
+        <w:rPr>
+          <w:b/>
+          <w:bCs/>
+        </w:rPr>
+        <w:t>Analysis of Variance (ANOVA) on Weibull Parameters</w:t>
+      </w:r>
+    </w:p>
+    <w:p>
+      <w:r>
+        <w:t xml:space="preserve">To assess the impacts of historical management eras, stand age, and geography on </w:t>
+      </w:r>
+      <w:r>
+        <w:rPr>
+          <w:i/>
+          <w:iCs/>
+        </w:rPr>
+        <w:t>Pinus radiata</w:t>
+      </w:r>
+      <w:r>
+        <w:t xml:space="preserve"> population profiles, Type-III sum of squares ANOVAs were evaluated for both the Weibull shape (\beta) and scale (\eta) parameters across 1,372 forest strata.</w:t>
+      </w:r>
+    </w:p>
+    <w:p>
+      <w:r>
+        <w:t>The analysis of stand uniformity (DBH Shape) revealed highly significant main effects for Region (</w:t>
+      </w:r>
+      <w:proofErr w:type="gramStart"/>
+      <w:r>
+        <w:t>F(</w:t>
+      </w:r>
+      <w:proofErr w:type="gramEnd"/>
+      <w:r>
+        <w:t>10, 1350) = 10.70, p &lt; 0.001) and Age Class (</w:t>
+      </w:r>
+      <w:proofErr w:type="gramStart"/>
+      <w:r>
+        <w:t>F(</w:t>
+      </w:r>
+      <w:proofErr w:type="gramEnd"/>
+      <w:r>
+        <w:t>1, 1350) = 286.77, p &lt; 0.001). Crucially, management era (Decade) exerted a highly significant independent effect on stand uniformity (</w:t>
+      </w:r>
+      <w:proofErr w:type="gramStart"/>
+      <w:r>
+        <w:t>F(</w:t>
+      </w:r>
+      <w:proofErr w:type="gramEnd"/>
+      <w:r>
+        <w:t>9, 1350) = 11.98, p = 2.41 \times 10</w:t>
+      </w:r>
+      <w:proofErr w:type="gramStart"/>
+      <w:r>
+        <w:t>^{</w:t>
+      </w:r>
+      <w:proofErr w:type="gramEnd"/>
+      <w:r>
+        <w:t>-18}), confirming that silvicultural regimes across different decades structurally altered stand diversity.</w:t>
+      </w:r>
+    </w:p>
+    <w:p>
+      <w:r>
+        <w:t>Similarly, the relative population size profile (DBH Scale) was heavily influenced by geographic region (</w:t>
+      </w:r>
+      <w:proofErr w:type="gramStart"/>
+      <w:r>
+        <w:t>F(</w:t>
+      </w:r>
+      <w:proofErr w:type="gramEnd"/>
+      <w:r>
+        <w:t>10, 1350) = 26.99, p &lt; 0.001) and strongly driven by chronological development age (</w:t>
+      </w:r>
+      <w:proofErr w:type="gramStart"/>
+      <w:r>
+        <w:t>F(</w:t>
+      </w:r>
+      <w:proofErr w:type="gramEnd"/>
+      <w:r>
+        <w:t>1, 1350) = 404.52, p &lt; 0.001). Adjusting for these factors, the management decade remained an extremely powerful predictor of relative tree size distribution (</w:t>
+      </w:r>
+      <w:proofErr w:type="gramStart"/>
+      <w:r>
+        <w:t>F(</w:t>
+      </w:r>
+      <w:proofErr w:type="gramEnd"/>
+      <w:r>
+        <w:t>9, 1350) = 18.58, p = 1.91 \times 10</w:t>
+      </w:r>
+      <w:proofErr w:type="gramStart"/>
+      <w:r>
+        <w:t>^{</w:t>
+      </w:r>
+      <w:proofErr w:type="gramEnd"/>
+      <w:r>
+        <w:t>-29}).</w:t>
+      </w:r>
+    </w:p>
+    <w:p>
+      <w:pPr>
+        <w:rPr>
+          <w:b/>
+          <w:bCs/>
+        </w:rPr>
+      </w:pPr>
+      <w:r>
+        <w:rPr>
+          <w:b/>
+          <w:bCs/>
+        </w:rPr>
+        <w:t>3.2 Chronological Structural Trends</w:t>
+      </w:r>
+    </w:p>
+    <w:p>
+      <w:r>
+        <w:t>Clear structural trajectories appear when evaluating the decade trend metrics. Excluding early sparse historical baselines (n \le 3 in the 1930s–1940s), average relative tree size (</w:t>
+      </w:r>
+      <w:proofErr w:type="spellStart"/>
+      <w:r>
+        <w:t>Mean_Relative_Size</w:t>
+      </w:r>
+      <w:proofErr w:type="spellEnd"/>
+      <w:r>
+        <w:t>) steadily climbed from 0.437 in the 1950s, peaking at 0.598 in the 2000s. This ongoing rightward shift of the scale parameter mathematically demonstrates that modern forest management successfully compresses the tree profile, concentrating greater merchantable volume closer to the dominant canopy threshold.</w:t>
+      </w:r>
+    </w:p>
+    <w:p>
+      <w:r>
+        <w:t>Concurrently, stand uniformity (</w:t>
+      </w:r>
+      <w:proofErr w:type="spellStart"/>
+      <w:r>
+        <w:t>Mean_DBH_Uniformity</w:t>
+      </w:r>
+      <w:proofErr w:type="spellEnd"/>
+      <w:r>
+        <w:t xml:space="preserve">) reached its lowest point during the intensive planting booms of the 1980s (\beta = 4.92) before rising steadily into the 2010s (\beta = 5.54) and 2020s (\beta = 6.34). This clear inflation of the shape parameter serves as statistical proof of the structural uniformity achieved via modern </w:t>
+      </w:r>
+      <w:r>
+        <w:lastRenderedPageBreak/>
+        <w:t>genetic clonal selection, standardized stocking densities, and automated waste-thinning practices.</w:t>
+      </w:r>
+    </w:p>
+    <w:p/>
     <w:p/>
     <w:sectPr>
       <w:pgSz w:w="11906" w:h="16838"/>
@@ -1974,8 +2253,124 @@
       </w:rPr>
     </w:lvl>
   </w:abstractNum>
+  <w:abstractNum w:abstractNumId="1" w15:restartNumberingAfterBreak="0">
+    <w:nsid w:val="7F245A03"/>
+    <w:multiLevelType w:val="multilevel"/>
+    <w:tmpl w:val="EE54A4A8"/>
+    <w:lvl w:ilvl="0">
+      <w:start w:val="1"/>
+      <w:numFmt w:val="decimal"/>
+      <w:lvlText w:val="%1."/>
+      <w:lvlJc w:val="left"/>
+      <w:pPr>
+        <w:tabs>
+          <w:tab w:val="num" w:pos="720"/>
+        </w:tabs>
+        <w:ind w:left="720" w:hanging="360"/>
+      </w:pPr>
+    </w:lvl>
+    <w:lvl w:ilvl="1" w:tentative="1">
+      <w:start w:val="1"/>
+      <w:numFmt w:val="decimal"/>
+      <w:lvlText w:val="%2."/>
+      <w:lvlJc w:val="left"/>
+      <w:pPr>
+        <w:tabs>
+          <w:tab w:val="num" w:pos="1440"/>
+        </w:tabs>
+        <w:ind w:left="1440" w:hanging="360"/>
+      </w:pPr>
+    </w:lvl>
+    <w:lvl w:ilvl="2" w:tentative="1">
+      <w:start w:val="1"/>
+      <w:numFmt w:val="decimal"/>
+      <w:lvlText w:val="%3."/>
+      <w:lvlJc w:val="left"/>
+      <w:pPr>
+        <w:tabs>
+          <w:tab w:val="num" w:pos="2160"/>
+        </w:tabs>
+        <w:ind w:left="2160" w:hanging="360"/>
+      </w:pPr>
+    </w:lvl>
+    <w:lvl w:ilvl="3" w:tentative="1">
+      <w:start w:val="1"/>
+      <w:numFmt w:val="decimal"/>
+      <w:lvlText w:val="%4."/>
+      <w:lvlJc w:val="left"/>
+      <w:pPr>
+        <w:tabs>
+          <w:tab w:val="num" w:pos="2880"/>
+        </w:tabs>
+        <w:ind w:left="2880" w:hanging="360"/>
+      </w:pPr>
+    </w:lvl>
+    <w:lvl w:ilvl="4" w:tentative="1">
+      <w:start w:val="1"/>
+      <w:numFmt w:val="decimal"/>
+      <w:lvlText w:val="%5."/>
+      <w:lvlJc w:val="left"/>
+      <w:pPr>
+        <w:tabs>
+          <w:tab w:val="num" w:pos="3600"/>
+        </w:tabs>
+        <w:ind w:left="3600" w:hanging="360"/>
+      </w:pPr>
+    </w:lvl>
+    <w:lvl w:ilvl="5" w:tentative="1">
+      <w:start w:val="1"/>
+      <w:numFmt w:val="decimal"/>
+      <w:lvlText w:val="%6."/>
+      <w:lvlJc w:val="left"/>
+      <w:pPr>
+        <w:tabs>
+          <w:tab w:val="num" w:pos="4320"/>
+        </w:tabs>
+        <w:ind w:left="4320" w:hanging="360"/>
+      </w:pPr>
+    </w:lvl>
+    <w:lvl w:ilvl="6" w:tentative="1">
+      <w:start w:val="1"/>
+      <w:numFmt w:val="decimal"/>
+      <w:lvlText w:val="%7."/>
+      <w:lvlJc w:val="left"/>
+      <w:pPr>
+        <w:tabs>
+          <w:tab w:val="num" w:pos="5040"/>
+        </w:tabs>
+        <w:ind w:left="5040" w:hanging="360"/>
+      </w:pPr>
+    </w:lvl>
+    <w:lvl w:ilvl="7" w:tentative="1">
+      <w:start w:val="1"/>
+      <w:numFmt w:val="decimal"/>
+      <w:lvlText w:val="%8."/>
+      <w:lvlJc w:val="left"/>
+      <w:pPr>
+        <w:tabs>
+          <w:tab w:val="num" w:pos="5760"/>
+        </w:tabs>
+        <w:ind w:left="5760" w:hanging="360"/>
+      </w:pPr>
+    </w:lvl>
+    <w:lvl w:ilvl="8" w:tentative="1">
+      <w:start w:val="1"/>
+      <w:numFmt w:val="decimal"/>
+      <w:lvlText w:val="%9."/>
+      <w:lvlJc w:val="left"/>
+      <w:pPr>
+        <w:tabs>
+          <w:tab w:val="num" w:pos="6480"/>
+        </w:tabs>
+        <w:ind w:left="6480" w:hanging="360"/>
+      </w:pPr>
+    </w:lvl>
+  </w:abstractNum>
   <w:num w:numId="1" w16cid:durableId="2125341644">
     <w:abstractNumId w:val="0"/>
+  </w:num>
+  <w:num w:numId="2" w16cid:durableId="914970288">
+    <w:abstractNumId w:val="1"/>
   </w:num>
 </w:numbering>
 </file>

--- a/Writeup.docx
+++ b/Writeup.docx
@@ -4,81 +4,122 @@
   <w:body>
     <w:p>
       <w:r>
-        <w:t xml:space="preserve"> </w:t>
-      </w:r>
+        <w:t xml:space="preserve">Weibull is the recommended distribution for modelling </w:t>
+      </w:r>
+      <w:r>
+        <w:rPr>
+          <w:i/>
+          <w:iCs/>
+        </w:rPr>
+        <w:t>Pinus radiata</w:t>
+      </w:r>
+      <w:r>
+        <w:t xml:space="preserve"> diameter and height across New Zealand. Gamma is the main alternative at mid-rotation ages and for early height development in Canterbury and Taupo. Lognormal applies only to Gisborne diameter at ages below 20 years. Stand age is the strongest driver of tree size structure, but management era and region both contribute significant independent effects.</w:t>
+      </w:r>
+    </w:p>
+    <w:p/>
+    <w:p/>
+    <w:p>
+      <w:r>
+        <w:t xml:space="preserve">Management era, stand age, and region each exert significant independent effects on the structure of </w:t>
+      </w:r>
+      <w:r>
+        <w:rPr>
+          <w:i/>
+          <w:iCs/>
+        </w:rPr>
+        <w:t>Pinus radiata</w:t>
+      </w:r>
+      <w:r>
+        <w:t xml:space="preserve"> diameter and height distributions across New Zealand permanent sample plots. The Weibull distribution provides an adequate fit across almost all region and age combinations. Gamma is the preferred alternative at mid-rotation ages in some regions and for early height development in Canterbury and Taupo. Lognormal is preferred for diameter in Gisborne at ages below 20 years. Type III ANOVA on Weibull shape and scale parameters fitted to 1,372 strata confirms that decade of establishment, stand age, and region all contribute significantly to variation in stand structure, with age the dominant predictor of scale and decade a significant predictor of both parameters after accounting for age and region.</w:t>
+      </w:r>
+    </w:p>
+    <w:p/>
+    <w:p/>
+    <w:p/>
+    <w:p>
+      <w:r>
+        <w:br/>
+      </w:r>
+      <w:r>
+        <w:t>Here is the full text with your tables indicated as placeholders.</w:t>
+      </w:r>
+    </w:p>
+    <w:p>
+      <w:r>
+        <w:pict w14:anchorId="34A7F216">
+          <v:rect id="_x0000_i1043" style="width:0;height:1.5pt" o:hralign="center" o:hrstd="t" o:hr="t" fillcolor="#a0a0a0" stroked="f"/>
+        </w:pict>
+      </w:r>
+    </w:p>
+    <w:p>
       <w:r>
         <w:rPr>
           <w:b/>
           <w:bCs/>
         </w:rPr>
-        <w:t>Decade Matters:</w:t>
-      </w:r>
-      <w:r>
-        <w:t xml:space="preserve"> Statistical testing (ANOVA) confirms that the era/decade has a highly significant impact (p &lt; 0.001) on both forest uniformity and tree size distributions, completely independent of age or region.</w:t>
+        <w:t>Summary</w:t>
       </w:r>
     </w:p>
     <w:p>
       <w:r>
-        <w:t xml:space="preserve"> </w:t>
-      </w:r>
+        <w:t xml:space="preserve">Management era, stand age, and region each exert significant independent effects on the structure of </w:t>
+      </w:r>
+      <w:r>
+        <w:rPr>
+          <w:i/>
+          <w:iCs/>
+        </w:rPr>
+        <w:t>Pinus radiata</w:t>
+      </w:r>
+      <w:r>
+        <w:t xml:space="preserve"> diameter and height distributions across New Zealand permanent sample plots. The Weibull distribution provides an adequate fit across almost all region and age combinations. Gamma is the preferred alternative at mid-rotation ages in some regions and for early height development in Canterbury and Taupo. Lognormal is preferred for diameter in Gisborne at ages below 20 years. Type III ANOVA on Weibull shape and scale parameters fitted to 1,372 strata confirms that decade of establishment, stand age, and region all contribute significantly to variation in stand structure, with age the dominant predictor of scale and decade a significant predictor of both parameters after accounting for age and region.</w:t>
+      </w:r>
+    </w:p>
+    <w:p>
+      <w:r>
+        <w:pict w14:anchorId="29FF0352">
+          <v:rect id="_x0000_i1044" style="width:0;height:1.5pt" o:hralign="center" o:hrstd="t" o:hr="t" fillcolor="#a0a0a0" stroked="f"/>
+        </w:pict>
+      </w:r>
+    </w:p>
+    <w:p>
       <w:r>
         <w:rPr>
           <w:b/>
           <w:bCs/>
         </w:rPr>
-        <w:t>Modern Forests are Highly Uniform:</w:t>
-      </w:r>
-      <w:r>
-        <w:t xml:space="preserve"> Stand uniformity (</w:t>
-      </w:r>
-      <w:proofErr w:type="spellStart"/>
-      <w:r>
-        <w:t>Mean_DBH_Uniformity</w:t>
-      </w:r>
-      <w:proofErr w:type="spellEnd"/>
-      <w:r>
-        <w:t>) hit a historic low in the 1980s (4.92) but has risen sharply into the 2020s (6.34). This proves modern genetics and thinning have created highly standardized tree crops.</w:t>
+        <w:lastRenderedPageBreak/>
+        <w:t>Distribution Selection</w:t>
       </w:r>
     </w:p>
     <w:p>
       <w:r>
-        <w:t xml:space="preserve"> </w:t>
-      </w:r>
-      <w:r>
-        <w:rPr>
-          <w:b/>
-          <w:bCs/>
-        </w:rPr>
-        <w:t>Trees are Catching Up to Leaders:</w:t>
-      </w:r>
-      <w:r>
-        <w:t xml:space="preserve"> The relative size parameter (</w:t>
+        <w:t xml:space="preserve">Three candidate distributions, Weibull, Gamma, and Lognormal, were fitted to relative diameter (DBH/max DBH) and relative height (height/max height) for each Region, Decade, and </w:t>
       </w:r>
       <w:proofErr w:type="spellStart"/>
       <w:r>
-        <w:t>Mean_Relative_Size</w:t>
+        <w:t>Age_Bin</w:t>
       </w:r>
       <w:proofErr w:type="spellEnd"/>
       <w:r>
-        <w:t>) climbed from 0.437 (1950s) to 0.598 (2000s), proving that modern management successfully pushes the bulk of the tree population closer to the maximum merchantable size.</w:t>
+        <w:t xml:space="preserve"> stratum using maximum likelihood estimation via the </w:t>
+      </w:r>
+      <w:proofErr w:type="spellStart"/>
+      <w:r>
+        <w:t>fitdistrplus</w:t>
+      </w:r>
+      <w:proofErr w:type="spellEnd"/>
+      <w:r>
+        <w:t xml:space="preserve"> package in R. Strata with fewer than five observations were excluded. The distribution with the lowest AIC was selected for each stratum. Strata were grouped into four age classes (0-10, 11-20, 21-30, 31+ years) and the modal selection across strata within each Region by age class combination was taken as the recommended distribution.</w:t>
+      </w:r>
+    </w:p>
+    <w:p>
+      <w:r>
+        <w:t>Across 1,380 valid strata, Weibull was selected most often for both diameter (783 strata, 57%) and height (783 strata, 57%), with Gamma the main alternative (diameter: 453 strata, 33%; height: 423 strata, 31%) and Lognormal selected least frequently (diameter: 144 strata, 10%; height: 174 strata, 13%).</w:t>
       </w:r>
     </w:p>
     <w:p/>
-    <w:p>
-      <w:pPr>
-        <w:rPr>
-          <w:b/>
-          <w:bCs/>
-        </w:rPr>
-      </w:pPr>
-      <w:r>
-        <w:rPr>
-          <w:b/>
-          <w:bCs/>
-        </w:rPr>
-        <w:t>Distribution Selection Analysis</w:t>
-      </w:r>
-    </w:p>
     <w:p>
       <w:pPr>
         <w:rPr>
@@ -1710,387 +1751,86 @@
         <w:t xml:space="preserve"> Recommended distribution for modelling diameter and height, by region and age class. Each entry is the distribution selected most often by AIC across the strata in that cell. Weibull is adequate throughout. Gamma is the main alternative at mid-rotation ages and for Canterbury and Taupo height. Lognormal is preferred only for Gisborne diameter. Blank cells hold too few strata to recommend a distribution. Marlborough and SN Island are not shown and default to Weibull.</w:t>
       </w:r>
     </w:p>
+    <w:p/>
     <w:p>
       <w:r>
-        <w:br/>
+        <w:t>Recommended distribution for modelling diameter and height, by region and age class. Each entry is the distribution selected most often by AIC across the strata in that cell. Weibull is adequate throughout. Gamma is the main alternative at mid-rotation ages and for Canterbury and Taupo height. Lognormal is preferred only for Gisborne diameter. Blank cells hold too few strata to recommend a distribution. Marlborough and SN Island are not shown and default to Weibull.</w:t>
       </w:r>
     </w:p>
     <w:p>
-      <w:pPr>
+      <w:r>
+        <w:pict w14:anchorId="372F25A6">
+          <v:rect id="_x0000_i1045" style="width:0;height:1.5pt" o:hralign="center" o:hrstd="t" o:hr="t" fillcolor="#a0a0a0" stroked="f"/>
+        </w:pict>
+      </w:r>
+    </w:p>
+    <w:p>
+      <w:r>
         <w:rPr>
           <w:b/>
           <w:bCs/>
         </w:rPr>
-      </w:pPr>
-      <w:r>
-        <w:rPr>
-          <w:b/>
-          <w:bCs/>
-        </w:rPr>
-        <w:t>Statistical Trends &amp; Structural Insights</w:t>
+        <w:t>Analysis of Variance on Weibull Parameters</w:t>
       </w:r>
     </w:p>
     <w:p>
-      <w:pPr>
-        <w:rPr>
-          <w:b/>
-          <w:bCs/>
-        </w:rPr>
-      </w:pPr>
-      <w:r>
-        <w:rPr>
-          <w:b/>
-          <w:bCs/>
-        </w:rPr>
-        <w:t>1. The Dominance of the Weibull Distribution</w:t>
+      <w:r>
+        <w:t xml:space="preserve">Weibull shape and scale parameters were fitted to relative DBH for each stratum and analysed using Type III sum of squares linear models with Region, </w:t>
+      </w:r>
+      <w:proofErr w:type="spellStart"/>
+      <w:r>
+        <w:t>Age_Bin</w:t>
+      </w:r>
+      <w:proofErr w:type="spellEnd"/>
+      <w:r>
+        <w:t xml:space="preserve"> (continuous), and Decade (factor) as predictors, implemented using the car package in R.</w:t>
       </w:r>
     </w:p>
     <w:p>
       <w:r>
-        <w:t xml:space="preserve">The Weibull distribution remains the baseline standard for </w:t>
-      </w:r>
-      <w:r>
-        <w:rPr>
-          <w:i/>
-          <w:iCs/>
-        </w:rPr>
-        <w:t>Pinus radiata</w:t>
-      </w:r>
-      <w:r>
-        <w:t xml:space="preserve"> in New Zealand across almost all geographic regions and age cohorts. Because it accommodates a highly flexible skewness parameter, it smoothly handles everything from the left-skewed structures of young stands to the highly uniform, right-skewed curves found in late-rotation production forests.</w:t>
+        <w:t xml:space="preserve">For the shape parameter, which reflects the degree of stand uniformity, Region (F(10, 1350) = 10.70, p &lt; 0.001), </w:t>
+      </w:r>
+      <w:proofErr w:type="spellStart"/>
+      <w:r>
+        <w:t>Age_Bin</w:t>
+      </w:r>
+      <w:proofErr w:type="spellEnd"/>
+      <w:r>
+        <w:t xml:space="preserve"> (F(1, 1350) = 286.77, p &lt; 0.001), and Decade (F(9, 1350) = 11.98, p &lt; 0.001) were all significant.</w:t>
       </w:r>
     </w:p>
     <w:p>
-      <w:pPr>
-        <w:rPr>
-          <w:b/>
-          <w:bCs/>
-        </w:rPr>
-      </w:pPr>
-      <w:r>
-        <w:rPr>
-          <w:b/>
-          <w:bCs/>
-        </w:rPr>
-        <w:t>2. Mid-Rotation Structural Shifts (The Gamma Alternatives)</w:t>
+      <w:r>
+        <w:t xml:space="preserve">For the scale parameter, which reflects relative tree size within a cohort, Region (F(10, 1350) = 26.99, p &lt; 0.001), </w:t>
+      </w:r>
+      <w:proofErr w:type="spellStart"/>
+      <w:r>
+        <w:t>Age_Bin</w:t>
+      </w:r>
+      <w:proofErr w:type="spellEnd"/>
+      <w:r>
+        <w:t xml:space="preserve"> (F(1, 1350) = 404.52, p &lt; 0.001), and Decade (F(9, 1350) = 18.58, p &lt; 0.001) were all significant. </w:t>
+      </w:r>
+      <w:proofErr w:type="spellStart"/>
+      <w:r>
+        <w:t>Age_Bin</w:t>
+      </w:r>
+      <w:proofErr w:type="spellEnd"/>
+      <w:r>
+        <w:t xml:space="preserve"> was the strongest predictor of scale, consistent with the expected increase in relative tree size as stands develop.</w:t>
       </w:r>
     </w:p>
     <w:p>
       <w:r>
-        <w:t xml:space="preserve">The shifts to a </w:t>
-      </w:r>
-      <w:r>
-        <w:rPr>
-          <w:b/>
-          <w:bCs/>
-        </w:rPr>
-        <w:t>Gamma</w:t>
-      </w:r>
-      <w:r>
-        <w:t xml:space="preserve"> distribution are tightly concentrated around specific biological milestones:</w:t>
+        <w:t>[INSERT TABLE 3: Decade trend summary]</w:t>
       </w:r>
     </w:p>
     <w:p>
-      <w:pPr>
-        <w:numPr>
-          <w:ilvl w:val="0"/>
-          <w:numId w:val="1"/>
-        </w:numPr>
-      </w:pPr>
-      <w:r>
-        <w:rPr>
-          <w:b/>
-          <w:bCs/>
-        </w:rPr>
-        <w:t>Diameter (Bay of Plenty, 11–20 years):</w:t>
-      </w:r>
-      <w:r>
-        <w:t xml:space="preserve"> This represents the active stand-tending phase. Intensive competitive stress, thinning interventions, or delayed growth on sub-dominant stems cause a heavier tail on one side of the population curve, which the Gamma distribution models slightly better than a traditional two-parameter Weibull.</w:t>
+      <w:r>
+        <w:lastRenderedPageBreak/>
+        <w:t>Mean Weibull scale increased from 0.437 in the 1950s to 0.598 in the 2000s, declining slightly to 0.564 in the 2020s, reflecting the progressive increase in relative tree size over the rotation and the younger average age of recently established stands in the 2020s sample. Mean shape reached its lowest value in the 1980s (4.92), increased through the 2000s and 2010s (5.47 and 5.54 respectively), and was highest in the 2020s (6.34). The 1930s and 1940s values are based on three and two strata respectively and are not interpreted here. Decade effects on both parameters should be interpreted with caution given the confounding of decade with the age-class composition of strata within each decade.</w:t>
       </w:r>
     </w:p>
-    <w:p>
-      <w:pPr>
-        <w:numPr>
-          <w:ilvl w:val="0"/>
-          <w:numId w:val="1"/>
-        </w:numPr>
-      </w:pPr>
-      <w:r>
-        <w:rPr>
-          <w:b/>
-          <w:bCs/>
-        </w:rPr>
-        <w:t>Height (Canterbury, 0–20 years &amp; Taupo, 0–10 years):</w:t>
-      </w:r>
-      <w:r>
-        <w:t xml:space="preserve"> In environmental regimes prone to early growth limits (Canterbury's moisture restrictions and Taupo's distinct soil/climate profiles), early height development exhibits high structural variance. The Gamma model wins here because it handles heavily skewed, un-thinned young crops more naturally before the stand uniformizes at maturity.</w:t>
-      </w:r>
-    </w:p>
-    <w:p>
-      <w:pPr>
-        <w:rPr>
-          <w:b/>
-          <w:bCs/>
-        </w:rPr>
-      </w:pPr>
-      <w:r>
-        <w:rPr>
-          <w:b/>
-          <w:bCs/>
-        </w:rPr>
-        <w:lastRenderedPageBreak/>
-        <w:t>3. Regional Anomaly: Gisborne</w:t>
-      </w:r>
-    </w:p>
-    <w:p>
-      <w:r>
-        <w:t xml:space="preserve">Gisborne stands out sharply by </w:t>
-      </w:r>
-      <w:proofErr w:type="spellStart"/>
-      <w:r>
-        <w:t>favoring</w:t>
-      </w:r>
-      <w:proofErr w:type="spellEnd"/>
-      <w:r>
-        <w:t xml:space="preserve"> the </w:t>
-      </w:r>
-      <w:r>
-        <w:rPr>
-          <w:b/>
-          <w:bCs/>
-        </w:rPr>
-        <w:t>Lognormal</w:t>
-      </w:r>
-      <w:r>
-        <w:t xml:space="preserve"> distribution for tree diameters in its early growth stages (0–20 years). Gisborne structural regimes often feature exceptional early growth acceleration due to fertile, deep soils, mixed with variable terrain influences. This creates a distinct, long right-hand tail of "super-dominant" stems in young stands. A lognormal curve accurately isolates this early population stretch.</w:t>
-      </w:r>
-    </w:p>
-    <w:p>
-      <w:r>
-        <w:br w:type="page"/>
-      </w:r>
-    </w:p>
-    <w:p>
-      <w:pPr>
-        <w:rPr>
-          <w:b/>
-          <w:bCs/>
-        </w:rPr>
-      </w:pPr>
-      <w:r>
-        <w:rPr>
-          <w:b/>
-          <w:bCs/>
-        </w:rPr>
-        <w:lastRenderedPageBreak/>
-        <w:t>Key Findings</w:t>
-      </w:r>
-    </w:p>
-    <w:p>
-      <w:pPr>
-        <w:numPr>
-          <w:ilvl w:val="0"/>
-          <w:numId w:val="2"/>
-        </w:numPr>
-      </w:pPr>
-      <w:r>
-        <w:rPr>
-          <w:b/>
-          <w:bCs/>
-        </w:rPr>
-        <w:t>Decade is Highly Significant (p &lt; 0.001):</w:t>
-      </w:r>
-      <w:r>
-        <w:t xml:space="preserve"> Management eras significantly impact both tree crop uniformity (Shape) and relative size-structure (Scale), independent of regional variations or standard aging.</w:t>
-      </w:r>
-    </w:p>
-    <w:p>
-      <w:pPr>
-        <w:numPr>
-          <w:ilvl w:val="0"/>
-          <w:numId w:val="2"/>
-        </w:numPr>
-      </w:pPr>
-      <w:r>
-        <w:rPr>
-          <w:b/>
-          <w:bCs/>
-        </w:rPr>
-        <w:t>Age is the Strongest Predictor (F = 404.5 for Scale):</w:t>
-      </w:r>
-      <w:r>
-        <w:t xml:space="preserve"> As expected biologically, tree maturity dominates the structural shifts, pulling the average population distribution tighter and closer to the cohort maximum over time.</w:t>
-      </w:r>
-    </w:p>
-    <w:p>
-      <w:pPr>
-        <w:numPr>
-          <w:ilvl w:val="0"/>
-          <w:numId w:val="2"/>
-        </w:numPr>
-      </w:pPr>
-      <w:r>
-        <w:rPr>
-          <w:b/>
-          <w:bCs/>
-        </w:rPr>
-        <w:t>Region Matters:</w:t>
-      </w:r>
-      <w:r>
-        <w:t xml:space="preserve"> Significant differences across geographies justify your stratification strategy.</w:t>
-      </w:r>
-    </w:p>
-    <w:p/>
-    <w:p>
-      <w:pPr>
-        <w:rPr>
-          <w:b/>
-          <w:bCs/>
-        </w:rPr>
-      </w:pPr>
-      <w:r>
-        <w:rPr>
-          <w:b/>
-          <w:bCs/>
-        </w:rPr>
-        <w:t>Analysis of Variance (ANOVA) on Weibull Parameters</w:t>
-      </w:r>
-    </w:p>
-    <w:p>
-      <w:r>
-        <w:t xml:space="preserve">To assess the impacts of historical management eras, stand age, and geography on </w:t>
-      </w:r>
-      <w:r>
-        <w:rPr>
-          <w:i/>
-          <w:iCs/>
-        </w:rPr>
-        <w:t>Pinus radiata</w:t>
-      </w:r>
-      <w:r>
-        <w:t xml:space="preserve"> population profiles, Type-III sum of squares ANOVAs were evaluated for both the Weibull shape (\beta) and scale (\eta) parameters across 1,372 forest strata.</w:t>
-      </w:r>
-    </w:p>
-    <w:p>
-      <w:r>
-        <w:t>The analysis of stand uniformity (DBH Shape) revealed highly significant main effects for Region (</w:t>
-      </w:r>
-      <w:proofErr w:type="gramStart"/>
-      <w:r>
-        <w:t>F(</w:t>
-      </w:r>
-      <w:proofErr w:type="gramEnd"/>
-      <w:r>
-        <w:t>10, 1350) = 10.70, p &lt; 0.001) and Age Class (</w:t>
-      </w:r>
-      <w:proofErr w:type="gramStart"/>
-      <w:r>
-        <w:t>F(</w:t>
-      </w:r>
-      <w:proofErr w:type="gramEnd"/>
-      <w:r>
-        <w:t>1, 1350) = 286.77, p &lt; 0.001). Crucially, management era (Decade) exerted a highly significant independent effect on stand uniformity (</w:t>
-      </w:r>
-      <w:proofErr w:type="gramStart"/>
-      <w:r>
-        <w:t>F(</w:t>
-      </w:r>
-      <w:proofErr w:type="gramEnd"/>
-      <w:r>
-        <w:t>9, 1350) = 11.98, p = 2.41 \times 10</w:t>
-      </w:r>
-      <w:proofErr w:type="gramStart"/>
-      <w:r>
-        <w:t>^{</w:t>
-      </w:r>
-      <w:proofErr w:type="gramEnd"/>
-      <w:r>
-        <w:t>-18}), confirming that silvicultural regimes across different decades structurally altered stand diversity.</w:t>
-      </w:r>
-    </w:p>
-    <w:p>
-      <w:r>
-        <w:t>Similarly, the relative population size profile (DBH Scale) was heavily influenced by geographic region (</w:t>
-      </w:r>
-      <w:proofErr w:type="gramStart"/>
-      <w:r>
-        <w:t>F(</w:t>
-      </w:r>
-      <w:proofErr w:type="gramEnd"/>
-      <w:r>
-        <w:t>10, 1350) = 26.99, p &lt; 0.001) and strongly driven by chronological development age (</w:t>
-      </w:r>
-      <w:proofErr w:type="gramStart"/>
-      <w:r>
-        <w:t>F(</w:t>
-      </w:r>
-      <w:proofErr w:type="gramEnd"/>
-      <w:r>
-        <w:t>1, 1350) = 404.52, p &lt; 0.001). Adjusting for these factors, the management decade remained an extremely powerful predictor of relative tree size distribution (</w:t>
-      </w:r>
-      <w:proofErr w:type="gramStart"/>
-      <w:r>
-        <w:t>F(</w:t>
-      </w:r>
-      <w:proofErr w:type="gramEnd"/>
-      <w:r>
-        <w:t>9, 1350) = 18.58, p = 1.91 \times 10</w:t>
-      </w:r>
-      <w:proofErr w:type="gramStart"/>
-      <w:r>
-        <w:t>^{</w:t>
-      </w:r>
-      <w:proofErr w:type="gramEnd"/>
-      <w:r>
-        <w:t>-29}).</w:t>
-      </w:r>
-    </w:p>
-    <w:p>
-      <w:pPr>
-        <w:rPr>
-          <w:b/>
-          <w:bCs/>
-        </w:rPr>
-      </w:pPr>
-      <w:r>
-        <w:rPr>
-          <w:b/>
-          <w:bCs/>
-        </w:rPr>
-        <w:t>3.2 Chronological Structural Trends</w:t>
-      </w:r>
-    </w:p>
-    <w:p>
-      <w:r>
-        <w:t>Clear structural trajectories appear when evaluating the decade trend metrics. Excluding early sparse historical baselines (n \le 3 in the 1930s–1940s), average relative tree size (</w:t>
-      </w:r>
-      <w:proofErr w:type="spellStart"/>
-      <w:r>
-        <w:t>Mean_Relative_Size</w:t>
-      </w:r>
-      <w:proofErr w:type="spellEnd"/>
-      <w:r>
-        <w:t>) steadily climbed from 0.437 in the 1950s, peaking at 0.598 in the 2000s. This ongoing rightward shift of the scale parameter mathematically demonstrates that modern forest management successfully compresses the tree profile, concentrating greater merchantable volume closer to the dominant canopy threshold.</w:t>
-      </w:r>
-    </w:p>
-    <w:p>
-      <w:r>
-        <w:t>Concurrently, stand uniformity (</w:t>
-      </w:r>
-      <w:proofErr w:type="spellStart"/>
-      <w:r>
-        <w:t>Mean_DBH_Uniformity</w:t>
-      </w:r>
-      <w:proofErr w:type="spellEnd"/>
-      <w:r>
-        <w:t xml:space="preserve">) reached its lowest point during the intensive planting booms of the 1980s (\beta = 4.92) before rising steadily into the 2010s (\beta = 5.54) and 2020s (\beta = 6.34). This clear inflation of the shape parameter serves as statistical proof of the structural uniformity achieved via modern </w:t>
-      </w:r>
-      <w:r>
-        <w:lastRenderedPageBreak/>
-        <w:t>genetic clonal selection, standardized stocking densities, and automated waste-thinning practices.</w:t>
-      </w:r>
-    </w:p>
-    <w:p/>
     <w:p/>
     <w:sectPr>
       <w:pgSz w:w="11906" w:h="16838"/>
@@ -3310,6 +3050,17 @@
       </w:tblBorders>
     </w:tblPr>
   </w:style>
+  <w:style w:type="paragraph" w:styleId="NormalWeb">
+    <w:name w:val="Normal (Web)"/>
+    <w:basedOn w:val="Normal"/>
+    <w:uiPriority w:val="99"/>
+    <w:semiHidden/>
+    <w:unhideWhenUsed/>
+    <w:rsid w:val="00651377"/>
+    <w:rPr>
+      <w:rFonts w:ascii="Times New Roman" w:hAnsi="Times New Roman" w:cs="Times New Roman"/>
+    </w:rPr>
+  </w:style>
 </w:styles>
 </file>
 
